--- a/port-docs/laayoune/manifest-import-entree.docx
+++ b/port-docs/laayoune/manifest-import-entree.docx
@@ -878,6 +878,7 @@
           </w:p>
           <w:p>
             <w:pPr>
+              <w:jc w:val="center"/>
               <w:rPr>
                 <w:rFonts w:ascii="Courier New" w:hAnsi="Courier New"/>
                 <w:sz w:val="28"/>
@@ -1061,28 +1062,13 @@
           </w:p>
           <w:p>
             <w:pPr>
-              <w:rPr>
-                <w:rFonts w:ascii="Courier New" w:hAnsi="Courier New"/>
-                <w:sz w:val="28"/>
-                <w:szCs w:val="28"/>
-              </w:rPr>
-            </w:pPr>
-            <w:r>
-              <w:rPr>
-                <w:rFonts w:ascii="Courier New" w:hAnsi="Courier New"/>
-                <w:sz w:val="28"/>
-                <w:szCs w:val="28"/>
-              </w:rPr>
-              <w:t xml:space="preserve"> </w:t>
-            </w:r>
-            <w:r>
-              <w:rPr>
-                <w:rFonts w:ascii="Courier New" w:hAnsi="Courier New"/>
-                <w:sz w:val="28"/>
-                <w:szCs w:val="28"/>
-              </w:rPr>
-              <w:t xml:space="preserve">  </w:t>
-            </w:r>
+              <w:jc w:val="center"/>
+              <w:rPr>
+                <w:rFonts w:ascii="Courier New" w:hAnsi="Courier New"/>
+                <w:sz w:val="28"/>
+                <w:szCs w:val="28"/>
+              </w:rPr>
+            </w:pPr>
             <w:r>
               <w:rPr>
                 <w:rFonts w:ascii="Courier New" w:hAnsi="Courier New"/>
@@ -1300,25 +1286,37 @@
             <w:r>
               <w:rPr>
                 <w:bCs/>
-              </w:rPr>
-              <w:t>{{cargo}}</w:t>
-            </w:r>
-            <w:r>
-              <w:rPr>
-                <w:bCs/>
+                <w:lang w:val="en-GB"/>
+              </w:rPr>
+              <w:t>{{cargo}</w:t>
+            </w:r>
+            <w:proofErr w:type="gramStart"/>
+            <w:r>
+              <w:rPr>
+                <w:bCs/>
+                <w:lang w:val="en-GB"/>
+              </w:rPr>
+              <w:t xml:space="preserve">} </w:t>
+            </w:r>
+            <w:r>
+              <w:rPr>
+                <w:b/>
+                <w:bCs/>
+                <w:lang w:val="en-US"/>
+              </w:rPr>
+              <w:t>:</w:t>
+            </w:r>
+            <w:proofErr w:type="gramEnd"/>
+            <w:r>
+              <w:rPr>
+                <w:b/>
+                <w:bCs/>
+                <w:lang w:val="en-US"/>
               </w:rPr>
               <w:t xml:space="preserve"> </w:t>
             </w:r>
             <w:r>
               <w:rPr>
-                <w:b/>
-                <w:bCs/>
-                <w:lang w:val="en-US"/>
-              </w:rPr>
-              <w:t xml:space="preserve">: </w:t>
-            </w:r>
-            <w:r>
-              <w:rPr>
                 <w:bCs/>
                 <w:lang w:val="en-US"/>
               </w:rPr>
@@ -1363,6 +1361,7 @@
             <w:r>
               <w:rPr>
                 <w:bCs/>
+                <w:lang w:val="en-GB"/>
               </w:rPr>
               <w:t>{</w:t>
             </w:r>
@@ -1370,34 +1369,9 @@
             <w:r>
               <w:rPr>
                 <w:bCs/>
-              </w:rPr>
-              <w:t>{</w:t>
-            </w:r>
-            <w:proofErr w:type="spellStart"/>
-            <w:r>
-              <w:rPr>
-                <w:bCs/>
-              </w:rPr>
-              <w:t>bl_weight</w:t>
-            </w:r>
-            <w:proofErr w:type="spellEnd"/>
-            <w:r>
-              <w:rPr>
-                <w:bCs/>
-              </w:rPr>
-              <w:t>}}</w:t>
-            </w:r>
-            <w:r>
-              <w:rPr>
-                <w:bCs/>
-              </w:rPr>
-              <w:t xml:space="preserve"> </w:t>
-            </w:r>
-            <w:r>
-              <w:rPr>
-                <w:lang w:val="en-US"/>
-              </w:rPr>
-              <w:t>MT</w:t>
+                <w:lang w:val="en-GB"/>
+              </w:rPr>
+              <w:t>{bl_weight}}</w:t>
             </w:r>
           </w:p>
           <w:p>
@@ -2237,6 +2211,7 @@
   <w:style w:type="character" w:default="1" w:styleId="Policepardfaut">
     <w:name w:val="Default Paragraph Font"/>
     <w:uiPriority w:val="1"/>
+    <w:semiHidden/>
     <w:unhideWhenUsed/>
   </w:style>
   <w:style w:type="table" w:default="1" w:styleId="TableauNormal">
